--- a/final-report_1018.docx
+++ b/final-report_1018.docx
@@ -11,7 +11,7 @@
         <w:rPr>
           <w:b/>
         </w:rPr>
-        <w:t>STATS401 Final Project Group 17</w:t>
+        <w:t>STATS401 Final Project Group 15</w:t>
       </w:r>
     </w:p>
     <w:p>
